--- a/LOOM2-DEBUGGING.docx
+++ b/LOOM2-DEBUGGING.docx
@@ -7,33 +7,32 @@
         <w:pStyle w:val="Heading1"/>
       </w:pPr>
       <w:r>
-        <w:t>Loom 2 — AI debugging walkthrough (3 min)</w:t>
+        <w:t>Loom 2 — AI debugging walkthrough (~4 min)</w:t>
       </w:r>
     </w:p>
     <w:p>
       <w:r>
-        <w:t>They want to see the loop: symptom → hypothesis → evidence → fix → *and then fix</w:t>
+        <w:t>No time limit on this one — the 3-minute cap is on the walkthrough. Timings are</w:t>
       </w:r>
     </w:p>
     <w:p>
       <w:r>
-        <w:t>whatever should have caught it*. One bug, shown properly, beats three summarised.</w:t>
+        <w:t>measured at a normal speaking pace.</w:t>
       </w:r>
     </w:p>
     <w:p>
       <w:r>
-        <w:rPr>
-          <w:b/>
-        </w:rPr>
-        <w:t>Use this bug:</w:t>
-      </w:r>
-      <w:r>
-        <w:t xml:space="preserve"> the first live call connected and died in one second. It's the best</w:t>
+        <w:t>Show the loop: symptom → hypothesis → evidence → fix → *then fix whatever should</w:t>
       </w:r>
     </w:p>
     <w:p>
       <w:r>
-        <w:t>one because the error message actively lied about the cause.</w:t>
+        <w:t>have caught it*. One bug shown properly beats three summarised. Use the first live</w:t>
+      </w:r>
+    </w:p>
+    <w:p>
+      <w:r>
+        <w:t>call: it died in one second and the error message blamed the wrong component.</w:t>
       </w:r>
     </w:p>
     <w:p>
@@ -175,7 +174,7 @@
         <w:rPr>
           <w:b/>
         </w:rPr>
-        <w:t>0:20 · Ask the tool for the error, not for a guess</w:t>
+        <w:t>0:25 · Ask the tool for the error, not for a guess</w:t>
       </w:r>
       <w:r>
         <w:t xml:space="preserve"> — *show the prompt*</w:t>
@@ -212,7 +211,7 @@
         <w:rPr>
           <w:b/>
         </w:rPr>
-        <w:t>0:50 · Test the accusation before accepting it</w:t>
+        <w:t>1:00 · Test the accusation before accepting it</w:t>
       </w:r>
     </w:p>
     <w:p>
@@ -233,12 +232,7 @@
         <w:pStyle w:val="ListBullet"/>
       </w:pPr>
       <w:r>
-        <w:t>Worth saying out loud: the error message was true but misleading. My server *did*</w:t>
-      </w:r>
-    </w:p>
-    <w:p>
-      <w:r>
-        <w:t>close the connection — it just closed it on purpose.</w:t>
+        <w:t>The error was true but misleading: my server *did* close the connection — on purpose.</w:t>
       </w:r>
     </w:p>
     <w:p>
@@ -246,7 +240,7 @@
         <w:rPr>
           <w:b/>
         </w:rPr>
-        <w:t>1:20 · Stop guessing, add evidence</w:t>
+        <w:t>1:40 · Stop guessing, add evidence</w:t>
       </w:r>
     </w:p>
     <w:p>
@@ -334,7 +328,7 @@
         <w:rPr>
           <w:b/>
         </w:rPr>
-        <w:t>2:10 · Then fix the thing that should have caught it</w:t>
+        <w:t>2:30 · Then fix the thing that should have caught it</w:t>
       </w:r>
       <w:r>
         <w:t xml:space="preserve"> — *the part I'd want to see*</w:t>
@@ -371,7 +365,21 @@
         <w:rPr>
           <w:b/>
         </w:rPr>
-        <w:t>2:40 · The habit, in one line</w:t>
+        <w:t>3:10 · Same move, on my own conclusions</w:t>
+      </w:r>
+      <w:r>
+        <w:t xml:space="preserve"> — *show the table at the top of </w:t>
+      </w:r>
+      <w:r>
+        <w:rPr>
+          <w:rFonts w:ascii="Menlo" w:hAnsi="Menlo"/>
+          <w:color w:val="333333"/>
+          <w:sz w:val="19"/>
+        </w:rPr>
+        <w:t>BUGS.md</w:t>
+      </w:r>
+      <w:r>
+        <w:t>*</w:t>
       </w:r>
     </w:p>
     <w:p>
@@ -379,12 +387,57 @@
         <w:pStyle w:val="ListBullet"/>
       </w:pPr>
       <w:r>
-        <w:t>Every wrong turn came from trusting an error message's framing. Every fix came</w:t>
+        <w:t>I'd finished the bug report. Eight findings, two critical. Then I asked the same question I'd asked about the Twilio error: what if the framing is wrong?</w:t>
       </w:r>
     </w:p>
     <w:p>
       <w:r>
-        <w:t>from making the system say what it was actually doing.</w:t>
+        <w:t>&gt; "Re-read the transcripts and tell me whether my critical findings could be artifacts of my own test design."</w:t>
+      </w:r>
+    </w:p>
+    <w:p>
+      <w:pPr>
+        <w:pStyle w:val="ListBullet"/>
+      </w:pPr>
+      <w:r>
+        <w:t>They were. Twelve identities down one phone number, against a system that keys records to caller ID — I'd guaranteed the failures I was reporting.</w:t>
+      </w:r>
+    </w:p>
+    <w:p>
+      <w:pPr>
+        <w:pStyle w:val="ListBullet"/>
+      </w:pPr>
+      <w:r>
+        <w:t>So I re-ran six calls with the identity held constant. That isolated the real bug: it's the phone-verification code path that dead-ends, not the lookup. Twelve of eighteen calls hit it, none completed.</w:t>
+      </w:r>
+    </w:p>
+    <w:p>
+      <w:pPr>
+        <w:pStyle w:val="ListBullet"/>
+      </w:pPr>
+      <w:r>
+        <w:t>Worth saying plainly: the confound was hiding a sharper bug than the one it caused.</w:t>
+      </w:r>
+    </w:p>
+    <w:p>
+      <w:r>
+        <w:rPr>
+          <w:b/>
+        </w:rPr>
+        <w:t>3:45 · The habit, in one line</w:t>
+      </w:r>
+    </w:p>
+    <w:p>
+      <w:pPr>
+        <w:pStyle w:val="ListBullet"/>
+      </w:pPr>
+      <w:r>
+        <w:t>Every wrong turn came from trusting a framing — Twilio's, then my own. Every fix</w:t>
+      </w:r>
+    </w:p>
+    <w:p>
+      <w:r>
+        <w:t>came from making the system say what it was actually doing, and re-running.</w:t>
       </w:r>
     </w:p>
     <w:p>
@@ -392,7 +445,7 @@
         <w:pStyle w:val="Heading2"/>
       </w:pPr>
       <w:r>
-        <w:t>If asked what else the loop caught</w:t>
+        <w:t>Reference — other bugs the loop caught (not narrated)</w:t>
       </w:r>
     </w:p>
     <w:p>

--- a/LOOM2-DEBUGGING.docx
+++ b/LOOM2-DEBUGGING.docx
@@ -12,132 +12,132 @@
     </w:p>
     <w:p>
       <w:r>
-        <w:t>No time limit on this one — the 3-minute cap is on the walkthrough. Timings are</w:t>
+        <w:rPr>
+          <w:b w:val="0"/>
+          <w:i w:val="0"/>
+        </w:rPr>
+        <w:t>No time limit on this one — the 3-minute cap is on the walkthrough. Timings are measured at a normal speaking pace.</w:t>
       </w:r>
     </w:p>
     <w:p>
       <w:r>
-        <w:t>measured at a normal speaking pace.</w:t>
-      </w:r>
-    </w:p>
-    <w:p>
-      <w:r>
-        <w:t>Show the loop: symptom → hypothesis → evidence → fix → *then fix whatever should</w:t>
-      </w:r>
-    </w:p>
-    <w:p>
-      <w:r>
-        <w:t>have caught it*. One bug shown properly beats three summarised. Use the first live</w:t>
-      </w:r>
-    </w:p>
-    <w:p>
-      <w:r>
-        <w:t>call: it died in one second and the error message blamed the wrong component.</w:t>
-      </w:r>
-    </w:p>
-    <w:p>
-      <w:pPr>
-        <w:pStyle w:val="Heading2"/>
-      </w:pPr>
-      <w:r>
-        <w:t>Reproduce it live on camera, for free</w:t>
-      </w:r>
-    </w:p>
-    <w:p>
-      <w:r>
-        <w:t>No phone call needed — the loopback harness reproduces the same class of failure in</w:t>
-      </w:r>
-    </w:p>
-    <w:p>
-      <w:r>
-        <w:t xml:space="preserve">about 20 seconds. In </w:t>
+        <w:rPr>
+          <w:b w:val="0"/>
+          <w:i w:val="0"/>
+        </w:rPr>
+        <w:t xml:space="preserve">Show the loop: symptom → hypothesis → evidence → fix → </w:t>
       </w:r>
       <w:r>
         <w:rPr>
-          <w:rFonts w:ascii="Menlo" w:hAnsi="Menlo"/>
-          <w:color w:val="333333"/>
-          <w:sz w:val="19"/>
+          <w:b w:val="0"/>
+          <w:i/>
         </w:rPr>
-        <w:t>tests/loopback.py</w:t>
-      </w:r>
-      <w:r>
-        <w:t xml:space="preserve">, delete the </w:t>
+        <w:t>then fix whatever should have caught it</w:t>
       </w:r>
       <w:r>
         <w:rPr>
-          <w:rFonts w:ascii="Menlo" w:hAnsi="Menlo"/>
-          <w:color w:val="333333"/>
-          <w:sz w:val="19"/>
+          <w:b w:val="0"/>
+          <w:i w:val="0"/>
         </w:rPr>
-        <w:t>customParameters</w:t>
-      </w:r>
-      <w:r>
-        <w:t xml:space="preserve"> block from</w:t>
-      </w:r>
-    </w:p>
-    <w:p>
-      <w:r>
-        <w:t xml:space="preserve">the </w:t>
-      </w:r>
-      <w:r>
-        <w:rPr>
-          <w:rFonts w:ascii="Menlo" w:hAnsi="Menlo"/>
-          <w:color w:val="333333"/>
-          <w:sz w:val="19"/>
-        </w:rPr>
-        <w:t>start</w:t>
-      </w:r>
-      <w:r>
-        <w:t xml:space="preserve"> frame, then:</w:t>
-      </w:r>
-    </w:p>
-    <w:p>
-      <w:pPr>
-        <w:spacing w:before="120" w:after="120"/>
-        <w:ind w:left="360"/>
-      </w:pPr>
-      <w:r>
-        <w:rPr>
-          <w:rFonts w:ascii="Menlo" w:hAnsi="Menlo"/>
-          <w:color w:val="333333"/>
-          <w:sz w:val="18"/>
-        </w:rPr>
-        <w:t>python tests/loopback.py refill</w:t>
-      </w:r>
-    </w:p>
-    <w:p>
-      <w:r>
-        <w:t xml:space="preserve">The bridge prints </w:t>
-      </w:r>
-      <w:r>
-        <w:rPr>
-          <w:rFonts w:ascii="Menlo" w:hAnsi="Menlo"/>
-          <w:color w:val="333333"/>
-          <w:sz w:val="19"/>
-        </w:rPr>
-        <w:t>refusing stream: unknown scenario ''</w:t>
-      </w:r>
-      <w:r>
-        <w:t xml:space="preserve"> and drops the connection —</w:t>
-      </w:r>
-    </w:p>
-    <w:p>
-      <w:r>
-        <w:t>the same failure Twilio hit. Put the block back afterwards.</w:t>
-      </w:r>
-    </w:p>
-    <w:p>
-      <w:pPr>
-        <w:pStyle w:val="Heading2"/>
-      </w:pPr>
-      <w:r>
-        <w:t>Beats</w:t>
+        <w:t>. One bug shown properly beats three summarised. Use the first live call: it died in one second and the error message blamed the wrong component.</w:t>
       </w:r>
     </w:p>
     <w:p>
       <w:r>
         <w:rPr>
           <w:b/>
+          <w:i w:val="0"/>
+        </w:rPr>
+        <w:t>Reproduce it on camera, free:</w:t>
+      </w:r>
+      <w:r>
+        <w:rPr>
+          <w:b w:val="0"/>
+          <w:i w:val="0"/>
+        </w:rPr>
+        <w:t xml:space="preserve"> delete the </w:t>
+      </w:r>
+      <w:r>
+        <w:rPr>
+          <w:rFonts w:ascii="Menlo" w:hAnsi="Menlo"/>
+          <w:b w:val="0"/>
+          <w:sz w:val="17"/>
+        </w:rPr>
+        <w:t>customParameters</w:t>
+      </w:r>
+      <w:r>
+        <w:rPr>
+          <w:b w:val="0"/>
+          <w:i w:val="0"/>
+        </w:rPr>
+        <w:t xml:space="preserve"> block from the </w:t>
+      </w:r>
+      <w:r>
+        <w:rPr>
+          <w:rFonts w:ascii="Menlo" w:hAnsi="Menlo"/>
+          <w:b w:val="0"/>
+          <w:sz w:val="17"/>
+        </w:rPr>
+        <w:t>start</w:t>
+      </w:r>
+      <w:r>
+        <w:rPr>
+          <w:b w:val="0"/>
+          <w:i w:val="0"/>
+        </w:rPr>
+        <w:t xml:space="preserve"> frame in </w:t>
+      </w:r>
+      <w:r>
+        <w:rPr>
+          <w:rFonts w:ascii="Menlo" w:hAnsi="Menlo"/>
+          <w:b w:val="0"/>
+          <w:sz w:val="17"/>
+        </w:rPr>
+        <w:t>tests/loopback.py</w:t>
+      </w:r>
+      <w:r>
+        <w:rPr>
+          <w:b w:val="0"/>
+          <w:i w:val="0"/>
+        </w:rPr>
+        <w:t xml:space="preserve">, run </w:t>
+      </w:r>
+      <w:r>
+        <w:rPr>
+          <w:rFonts w:ascii="Menlo" w:hAnsi="Menlo"/>
+          <w:b w:val="0"/>
+          <w:sz w:val="17"/>
+        </w:rPr>
+        <w:t>python tests/loopback.py refill</w:t>
+      </w:r>
+      <w:r>
+        <w:rPr>
+          <w:b w:val="0"/>
+          <w:i w:val="0"/>
+        </w:rPr>
+        <w:t xml:space="preserve">, and the bridge prints </w:t>
+      </w:r>
+      <w:r>
+        <w:rPr>
+          <w:rFonts w:ascii="Menlo" w:hAnsi="Menlo"/>
+          <w:b w:val="0"/>
+          <w:sz w:val="17"/>
+        </w:rPr>
+        <w:t>refusing stream: unknown scenario ''</w:t>
+      </w:r>
+      <w:r>
+        <w:rPr>
+          <w:b w:val="0"/>
+          <w:i w:val="0"/>
+        </w:rPr>
+        <w:t xml:space="preserve"> — the same failure Twilio hit, in 20 seconds and no phone call. Put the block back after.</w:t>
+      </w:r>
+    </w:p>
+    <w:p>
+      <w:r>
+        <w:rPr>
+          <w:b/>
+          <w:i w:val="0"/>
         </w:rPr>
         <w:t>0:00 · The symptom</w:t>
       </w:r>
@@ -147,17 +147,25 @@
         <w:pStyle w:val="ListBullet"/>
       </w:pPr>
       <w:r>
+        <w:rPr>
+          <w:b w:val="0"/>
+          <w:i w:val="0"/>
+        </w:rPr>
         <w:t xml:space="preserve">Placed my first real call. Twilio said </w:t>
       </w:r>
       <w:r>
         <w:rPr>
           <w:rFonts w:ascii="Menlo" w:hAnsi="Menlo"/>
-          <w:color w:val="333333"/>
-          <w:sz w:val="19"/>
+          <w:b w:val="0"/>
+          <w:sz w:val="17"/>
         </w:rPr>
         <w:t>completed</w:t>
       </w:r>
       <w:r>
+        <w:rPr>
+          <w:b w:val="0"/>
+          <w:i w:val="0"/>
+        </w:rPr>
         <w:t>. Duration: one second.</w:t>
       </w:r>
     </w:p>
@@ -166,6 +174,10 @@
         <w:pStyle w:val="ListBullet"/>
       </w:pPr>
       <w:r>
+        <w:rPr>
+          <w:b w:val="0"/>
+          <w:i w:val="0"/>
+        </w:rPr>
         <w:t>No transcript, no event log, nothing on disk. The bridge never wrote a byte.</w:t>
       </w:r>
     </w:p>
@@ -173,16 +185,40 @@
       <w:r>
         <w:rPr>
           <w:b/>
+          <w:i w:val="0"/>
         </w:rPr>
         <w:t>0:25 · Ask the tool for the error, not for a guess</w:t>
       </w:r>
       <w:r>
-        <w:t xml:space="preserve"> — *show the prompt*</w:t>
+        <w:rPr>
+          <w:b w:val="0"/>
+          <w:i w:val="0"/>
+        </w:rPr>
+        <w:t xml:space="preserve"> — </w:t>
+      </w:r>
+      <w:r>
+        <w:rPr>
+          <w:b w:val="0"/>
+          <w:i/>
+        </w:rPr>
+        <w:t>show the prompt</w:t>
       </w:r>
     </w:p>
     <w:p>
+      <w:pPr>
+        <w:spacing w:before="80" w:after="80"/>
+        <w:ind w:left="403"/>
+        <w:pBdr>
+          <w:left w:val="single" w:sz="12" w:space="6" w:color="C8C8C8"/>
+        </w:pBdr>
+      </w:pPr>
       <w:r>
-        <w:t>&gt; "The call completed in 1s and the bridge wrote nothing. Pull the Twilio alerts for that call SID and tell me what the error code actually means."</w:t>
+        <w:rPr>
+          <w:b w:val="0"/>
+          <w:i/>
+          <w:color w:val="5A5A5A"/>
+        </w:rPr>
+        <w:t>"The call completed in 1s and the bridge wrote nothing. Pull the Twilio alerts for that call SID and tell me what the error code actually means."</w:t>
       </w:r>
     </w:p>
     <w:p>
@@ -190,12 +226,18 @@
         <w:pStyle w:val="ListBullet"/>
       </w:pPr>
       <w:r>
-        <w:t>Error 31921. Twilio's docs: *"Twilio established a WebSocket connection to your</w:t>
+        <w:rPr>
+          <w:b w:val="0"/>
+          <w:i w:val="0"/>
+        </w:rPr>
+        <w:t xml:space="preserve">Error 31921. Twilio's docs: </w:t>
       </w:r>
-    </w:p>
-    <w:p>
       <w:r>
-        <w:t>server and your server then closed that connection."*</w:t>
+        <w:rPr>
+          <w:b w:val="0"/>
+          <w:i/>
+        </w:rPr>
+        <w:t>"Twilio established a WebSocket connection to your server and your server then closed that connection."</w:t>
       </w:r>
     </w:p>
     <w:p>
@@ -203,6 +245,10 @@
         <w:pStyle w:val="ListBullet"/>
       </w:pPr>
       <w:r>
+        <w:rPr>
+          <w:b w:val="0"/>
+          <w:i w:val="0"/>
+        </w:rPr>
         <w:t>So it blamed my code. That framing is what cost me the most time.</w:t>
       </w:r>
     </w:p>
@@ -210,13 +256,26 @@
       <w:r>
         <w:rPr>
           <w:b/>
+          <w:i w:val="0"/>
         </w:rPr>
         <w:t>1:00 · Test the accusation before accepting it</w:t>
       </w:r>
     </w:p>
     <w:p>
+      <w:pPr>
+        <w:spacing w:before="80" w:after="80"/>
+        <w:ind w:left="403"/>
+        <w:pBdr>
+          <w:left w:val="single" w:sz="12" w:space="6" w:color="C8C8C8"/>
+        </w:pBdr>
+      </w:pPr>
       <w:r>
-        <w:t>&gt; "Before I change anything — connect to the bridge through the public tunnel the way Twilio does, and tell me whether the handshake actually succeeds."</w:t>
+        <w:rPr>
+          <w:b w:val="0"/>
+          <w:i/>
+          <w:color w:val="5A5A5A"/>
+        </w:rPr>
+        <w:t>"Before I change anything — connect to the bridge through the public tunnel the way Twilio does, and tell me whether the handshake actually succeeds."</w:t>
       </w:r>
     </w:p>
     <w:p>
@@ -224,6 +283,10 @@
         <w:pStyle w:val="ListBullet"/>
       </w:pPr>
       <w:r>
+        <w:rPr>
+          <w:b w:val="0"/>
+          <w:i w:val="0"/>
+        </w:rPr>
         <w:t>It did. Handshake fine, full call log written. The bridge was innocent.</w:t>
       </w:r>
     </w:p>
@@ -232,13 +295,32 @@
         <w:pStyle w:val="ListBullet"/>
       </w:pPr>
       <w:r>
-        <w:t>The error was true but misleading: my server *did* close the connection — on purpose.</w:t>
+        <w:rPr>
+          <w:b w:val="0"/>
+          <w:i w:val="0"/>
+        </w:rPr>
+        <w:t xml:space="preserve">The error was true but misleading: my server </w:t>
+      </w:r>
+      <w:r>
+        <w:rPr>
+          <w:b w:val="0"/>
+          <w:i/>
+        </w:rPr>
+        <w:t>did</w:t>
+      </w:r>
+      <w:r>
+        <w:rPr>
+          <w:b w:val="0"/>
+          <w:i w:val="0"/>
+        </w:rPr>
+        <w:t xml:space="preserve"> close the connection — on purpose.</w:t>
       </w:r>
     </w:p>
     <w:p>
       <w:r>
         <w:rPr>
           <w:b/>
+          <w:i w:val="0"/>
         </w:rPr>
         <w:t>1:40 · Stop guessing, add evidence</w:t>
       </w:r>
@@ -248,17 +330,28 @@
         <w:pStyle w:val="ListBullet"/>
       </w:pPr>
       <w:r>
-        <w:t>I'd been theorising: DNS, tunnel timing, recording flags. All plausible, all</w:t>
+        <w:rPr>
+          <w:b w:val="0"/>
+          <w:i w:val="0"/>
+        </w:rPr>
+        <w:t>I'd been theorising: DNS, tunnel timing, recording flags. All plausible, all unverifiable from what I had.</w:t>
       </w:r>
     </w:p>
     <w:p>
+      <w:pPr>
+        <w:spacing w:before="80" w:after="80"/>
+        <w:ind w:left="403"/>
+        <w:pBdr>
+          <w:left w:val="single" w:sz="12" w:space="6" w:color="C8C8C8"/>
+        </w:pBdr>
+      </w:pPr>
       <w:r>
-        <w:t>unverifiable from what I had.</w:t>
-      </w:r>
-    </w:p>
-    <w:p>
-      <w:r>
-        <w:t>&gt; "I'm guessing. The bridge rejects a stream in three places and all three are silent. Make each one log why, then I'll call again."</w:t>
+        <w:rPr>
+          <w:b w:val="0"/>
+          <w:i/>
+          <w:color w:val="5A5A5A"/>
+        </w:rPr>
+        <w:t>"I'm guessing. The bridge rejects a stream in three places and all three are silent. Make each one log why, then I'll call again."</w:t>
       </w:r>
     </w:p>
     <w:p>
@@ -266,17 +359,25 @@
         <w:pStyle w:val="ListBullet"/>
       </w:pPr>
       <w:r>
+        <w:rPr>
+          <w:b w:val="0"/>
+          <w:i w:val="0"/>
+        </w:rPr>
         <w:t xml:space="preserve">One line of logging. Next call printed: </w:t>
       </w:r>
       <w:r>
         <w:rPr>
           <w:rFonts w:ascii="Menlo" w:hAnsi="Menlo"/>
-          <w:color w:val="333333"/>
-          <w:sz w:val="19"/>
+          <w:b w:val="0"/>
+          <w:sz w:val="17"/>
         </w:rPr>
         <w:t>refusing stream: unknown scenario ''</w:t>
       </w:r>
       <w:r>
+        <w:rPr>
+          <w:b w:val="0"/>
+          <w:i w:val="0"/>
+        </w:rPr>
         <w:t>.</w:t>
       </w:r>
     </w:p>
@@ -285,41 +386,55 @@
         <w:pStyle w:val="ListBullet"/>
       </w:pPr>
       <w:r>
+        <w:rPr>
+          <w:b w:val="0"/>
+          <w:i w:val="0"/>
+        </w:rPr>
         <w:t xml:space="preserve">Twilio discards the query string on </w:t>
       </w:r>
       <w:r>
         <w:rPr>
           <w:rFonts w:ascii="Menlo" w:hAnsi="Menlo"/>
-          <w:color w:val="333333"/>
-          <w:sz w:val="19"/>
+          <w:b w:val="0"/>
+          <w:sz w:val="17"/>
         </w:rPr>
         <w:t>&lt;Stream url&gt;</w:t>
       </w:r>
       <w:r>
-        <w:t>. Custom data has to travel as</w:t>
+        <w:rPr>
+          <w:b w:val="0"/>
+          <w:i w:val="0"/>
+        </w:rPr>
+        <w:t xml:space="preserve">. Custom data has to travel as </w:t>
       </w:r>
-    </w:p>
-    <w:p>
       <w:r>
         <w:rPr>
           <w:rFonts w:ascii="Menlo" w:hAnsi="Menlo"/>
-          <w:color w:val="333333"/>
-          <w:sz w:val="19"/>
+          <w:b w:val="0"/>
+          <w:sz w:val="17"/>
         </w:rPr>
         <w:t>&lt;Parameter&gt;</w:t>
       </w:r>
       <w:r>
+        <w:rPr>
+          <w:b w:val="0"/>
+          <w:i w:val="0"/>
+        </w:rPr>
         <w:t xml:space="preserve"> children and arrives in the </w:t>
       </w:r>
       <w:r>
         <w:rPr>
           <w:rFonts w:ascii="Menlo" w:hAnsi="Menlo"/>
-          <w:color w:val="333333"/>
-          <w:sz w:val="19"/>
+          <w:b w:val="0"/>
+          <w:sz w:val="17"/>
         </w:rPr>
         <w:t>start</w:t>
       </w:r>
       <w:r>
+        <w:rPr>
+          <w:b w:val="0"/>
+          <w:i w:val="0"/>
+        </w:rPr>
         <w:t xml:space="preserve"> frame. Fifteen-line fix.</w:t>
       </w:r>
     </w:p>
@@ -327,11 +442,23 @@
       <w:r>
         <w:rPr>
           <w:b/>
+          <w:i w:val="0"/>
         </w:rPr>
         <w:t>2:30 · Then fix the thing that should have caught it</w:t>
       </w:r>
       <w:r>
-        <w:t xml:space="preserve"> — *the part I'd want to see*</w:t>
+        <w:rPr>
+          <w:b w:val="0"/>
+          <w:i w:val="0"/>
+        </w:rPr>
+        <w:t xml:space="preserve"> — </w:t>
+      </w:r>
+      <w:r>
+        <w:rPr>
+          <w:b w:val="0"/>
+          <w:i/>
+        </w:rPr>
+        <w:t>the part I'd want to see</w:t>
       </w:r>
     </w:p>
     <w:p>
@@ -339,17 +466,28 @@
         <w:pStyle w:val="ListBullet"/>
       </w:pPr>
       <w:r>
-        <w:t>My loopback harness passed the scenario as a query string too. It was faithful to</w:t>
+        <w:rPr>
+          <w:b w:val="0"/>
+          <w:i w:val="0"/>
+        </w:rPr>
+        <w:t>My loopback harness passed the scenario as a query string too. It was faithful to my assumption, not to Twilio. That's why it passed while production failed.</w:t>
       </w:r>
     </w:p>
     <w:p>
+      <w:pPr>
+        <w:spacing w:before="80" w:after="80"/>
+        <w:ind w:left="403"/>
+        <w:pBdr>
+          <w:left w:val="single" w:sz="12" w:space="6" w:color="C8C8C8"/>
+        </w:pBdr>
+      </w:pPr>
       <w:r>
-        <w:t>my assumption, not to Twilio. That's why it passed while production failed.</w:t>
-      </w:r>
-    </w:p>
-    <w:p>
-      <w:r>
-        <w:t>&gt; "Change the harness to send customParameters like Twilio does, and add a test asserting the Stream url has no query string."</w:t>
+        <w:rPr>
+          <w:b w:val="0"/>
+          <w:i/>
+          <w:color w:val="5A5A5A"/>
+        </w:rPr>
+        <w:t>"Change the harness to send customParameters like Twilio does, and add a test asserting the Stream url has no query string."</w:t>
       </w:r>
     </w:p>
     <w:p>
@@ -357,6 +495,10 @@
         <w:pStyle w:val="ListBullet"/>
       </w:pPr>
       <w:r>
+        <w:rPr>
+          <w:b w:val="0"/>
+          <w:i w:val="0"/>
+        </w:rPr>
         <w:t>Harness now mirrors Twilio exactly. Test fails if anyone reintroduces it.</w:t>
       </w:r>
     </w:p>
@@ -364,22 +506,31 @@
       <w:r>
         <w:rPr>
           <w:b/>
+          <w:i w:val="0"/>
         </w:rPr>
         <w:t>3:10 · Same move, on my own conclusions</w:t>
       </w:r>
       <w:r>
-        <w:t xml:space="preserve"> — *show the table at the top of </w:t>
+        <w:rPr>
+          <w:b w:val="0"/>
+          <w:i w:val="0"/>
+        </w:rPr>
+        <w:t xml:space="preserve"> — </w:t>
+      </w:r>
+      <w:r>
+        <w:rPr>
+          <w:b w:val="0"/>
+          <w:i/>
+        </w:rPr>
+        <w:t xml:space="preserve">show the table at the top of </w:t>
       </w:r>
       <w:r>
         <w:rPr>
           <w:rFonts w:ascii="Menlo" w:hAnsi="Menlo"/>
-          <w:color w:val="333333"/>
-          <w:sz w:val="19"/>
+          <w:b w:val="0"/>
+          <w:sz w:val="17"/>
         </w:rPr>
         <w:t>BUGS.md</w:t>
-      </w:r>
-      <w:r>
-        <w:t>*</w:t>
       </w:r>
     </w:p>
     <w:p>
@@ -387,12 +538,28 @@
         <w:pStyle w:val="ListBullet"/>
       </w:pPr>
       <w:r>
+        <w:rPr>
+          <w:b w:val="0"/>
+          <w:i w:val="0"/>
+        </w:rPr>
         <w:t>I'd finished the bug report. Eight findings, two critical. Then I asked the same question I'd asked about the Twilio error: what if the framing is wrong?</w:t>
       </w:r>
     </w:p>
     <w:p>
+      <w:pPr>
+        <w:spacing w:before="80" w:after="80"/>
+        <w:ind w:left="403"/>
+        <w:pBdr>
+          <w:left w:val="single" w:sz="12" w:space="6" w:color="C8C8C8"/>
+        </w:pBdr>
+      </w:pPr>
       <w:r>
-        <w:t>&gt; "Re-read the transcripts and tell me whether my critical findings could be artifacts of my own test design."</w:t>
+        <w:rPr>
+          <w:b w:val="0"/>
+          <w:i/>
+          <w:color w:val="5A5A5A"/>
+        </w:rPr>
+        <w:t>"Re-read the transcripts and tell me whether my critical findings could be artifacts of my own test design."</w:t>
       </w:r>
     </w:p>
     <w:p>
@@ -400,6 +567,10 @@
         <w:pStyle w:val="ListBullet"/>
       </w:pPr>
       <w:r>
+        <w:rPr>
+          <w:b w:val="0"/>
+          <w:i w:val="0"/>
+        </w:rPr>
         <w:t>They were. Twelve identities down one phone number, against a system that keys records to caller ID — I'd guaranteed the failures I was reporting.</w:t>
       </w:r>
     </w:p>
@@ -408,6 +579,10 @@
         <w:pStyle w:val="ListBullet"/>
       </w:pPr>
       <w:r>
+        <w:rPr>
+          <w:b w:val="0"/>
+          <w:i w:val="0"/>
+        </w:rPr>
         <w:t>So I re-ran six calls with the identity held constant. That isolated the real bug: it's the phone-verification code path that dead-ends, not the lookup. Twelve of eighteen calls hit it, none completed.</w:t>
       </w:r>
     </w:p>
@@ -416,6 +591,10 @@
         <w:pStyle w:val="ListBullet"/>
       </w:pPr>
       <w:r>
+        <w:rPr>
+          <w:b w:val="0"/>
+          <w:i w:val="0"/>
+        </w:rPr>
         <w:t>Worth saying plainly: the confound was hiding a sharper bug than the one it caused.</w:t>
       </w:r>
     </w:p>
@@ -423,6 +602,7 @@
       <w:r>
         <w:rPr>
           <w:b/>
+          <w:i w:val="0"/>
         </w:rPr>
         <w:t>3:45 · The habit, in one line</w:t>
       </w:r>
@@ -432,122 +612,77 @@
         <w:pStyle w:val="ListBullet"/>
       </w:pPr>
       <w:r>
-        <w:t>Every wrong turn came from trusting a framing — Twilio's, then my own. Every fix</w:t>
-      </w:r>
-    </w:p>
-    <w:p>
-      <w:r>
-        <w:t>came from making the system say what it was actually doing, and re-running.</w:t>
-      </w:r>
-    </w:p>
-    <w:p>
-      <w:pPr>
-        <w:pStyle w:val="Heading2"/>
-      </w:pPr>
-      <w:r>
-        <w:t>Reference — other bugs the loop caught (not narrated)</w:t>
-      </w:r>
-    </w:p>
-    <w:p>
-      <w:pPr>
-        <w:pStyle w:val="ListBullet"/>
-      </w:pPr>
-      <w:r>
         <w:rPr>
-          <w:b/>
+          <w:b w:val="0"/>
+          <w:i w:val="0"/>
         </w:rPr>
-        <w:t>Silence frames:</w:t>
-      </w:r>
-      <w:r>
-        <w:t xml:space="preserve"> harness went silent. Event log showed </w:t>
-      </w:r>
-      <w:r>
-        <w:rPr>
-          <w:rFonts w:ascii="Menlo" w:hAnsi="Menlo"/>
-          <w:color w:val="333333"/>
-          <w:sz w:val="19"/>
-        </w:rPr>
-        <w:t>speech_started</w:t>
-      </w:r>
-      <w:r>
-        <w:t xml:space="preserve"> with no</w:t>
+        <w:t>Every wrong turn came from trusting a framing — Twilio's, then my own. Every fix came from making the system say what it was actually doing, and re-running.</w:t>
       </w:r>
     </w:p>
     <w:p>
       <w:r>
         <w:rPr>
+          <w:b/>
+          <w:i w:val="0"/>
+        </w:rPr>
+        <w:t>If asked what else (not narrated):</w:t>
+      </w:r>
+      <w:r>
+        <w:rPr>
+          <w:b w:val="0"/>
+          <w:i w:val="0"/>
+        </w:rPr>
+        <w:t xml:space="preserve"> silence frames — harness went quiet, event log showed </w:t>
+      </w:r>
+      <w:r>
+        <w:rPr>
           <w:rFonts w:ascii="Menlo" w:hAnsi="Menlo"/>
-          <w:color w:val="333333"/>
-          <w:sz w:val="19"/>
+          <w:b w:val="0"/>
+          <w:sz w:val="17"/>
+        </w:rPr>
+        <w:t>speech_started</w:t>
+      </w:r>
+      <w:r>
+        <w:rPr>
+          <w:b w:val="0"/>
+          <w:i w:val="0"/>
+        </w:rPr>
+        <w:t xml:space="preserve"> with no </w:t>
+      </w:r>
+      <w:r>
+        <w:rPr>
+          <w:rFonts w:ascii="Menlo" w:hAnsi="Menlo"/>
+          <w:b w:val="0"/>
+          <w:sz w:val="17"/>
         </w:rPr>
         <w:t>speech_stopped</w:t>
       </w:r>
       <w:r>
-        <w:t xml:space="preserve"> — a real line always sends silence frames and VAD must *hear*</w:t>
-      </w:r>
-    </w:p>
-    <w:p>
-      <w:r>
-        <w:t>them to close a turn.</w:t>
-      </w:r>
-    </w:p>
-    <w:p>
-      <w:pPr>
-        <w:pStyle w:val="ListBullet"/>
-      </w:pPr>
-      <w:r>
         <w:rPr>
-          <w:b/>
+          <w:b w:val="0"/>
+          <w:i w:val="0"/>
         </w:rPr>
-        <w:t>Playback vs. generation:</w:t>
-      </w:r>
-      <w:r>
-        <w:t xml:space="preserve"> silence was timed from </w:t>
+        <w:t xml:space="preserve">, because a real line always sends silence and VAD must hear it to close a turn. Playback vs. generation — silence timed from </w:t>
       </w:r>
       <w:r>
         <w:rPr>
           <w:rFonts w:ascii="Menlo" w:hAnsi="Menlo"/>
-          <w:color w:val="333333"/>
-          <w:sz w:val="19"/>
+          <w:b w:val="0"/>
+          <w:sz w:val="17"/>
         </w:rPr>
         <w:t>response.done</w:t>
       </w:r>
       <w:r>
-        <w:t>, which is when</w:t>
-      </w:r>
-    </w:p>
-    <w:p>
-      <w:r>
-        <w:t>the model stops generating, not when audio stops playing. The bot got interrupted</w:t>
-      </w:r>
-    </w:p>
-    <w:p>
-      <w:r>
-        <w:t>by its own watchdog mid-sentence.</w:t>
-      </w:r>
-    </w:p>
-    <w:p>
-      <w:pPr>
-        <w:pStyle w:val="ListBullet"/>
-      </w:pPr>
-      <w:r>
         <w:rPr>
-          <w:b/>
+          <w:b w:val="0"/>
+          <w:i w:val="0"/>
         </w:rPr>
-        <w:t>Transcript ordering:</w:t>
-      </w:r>
-      <w:r>
-        <w:t xml:space="preserve"> a call where the caller answers at 01:08 a question asked</w:t>
-      </w:r>
-    </w:p>
-    <w:p>
-      <w:r>
-        <w:t>at 01:09. Turns were stamped when transcription resolved, not when speech happened.</w:t>
+        <w:t>, so the watchdog cut the bot off mid-sentence. Transcript ordering — turns stamped when transcription resolved, not when speech happened.</w:t>
       </w:r>
     </w:p>
     <w:sectPr>
       <w:pgSz w:w="12240" w:h="15840"/>
-      <w:pgMar w:top="720" w:right="864" w:bottom="720" w:left="864" w:header="720" w:footer="720" w:gutter="0"/>
+      <w:pgMar w:top="720" w:right="1152" w:bottom="720" w:left="1152" w:header="720" w:footer="720" w:gutter="0"/>
       <w:cols w:space="720"/>
       <w:docGrid w:linePitch="360"/>
     </w:sectPr>
@@ -919,10 +1054,11 @@
     <w:qFormat/>
     <w:rsid w:val="00FC693F"/>
     <w:pPr>
-      <w:spacing w:after="20" w:line="240" w:lineRule="auto"/>
+      <w:spacing w:after="40" w:line="240" w:lineRule="auto"/>
     </w:pPr>
     <w:rPr>
       <w:rFonts w:ascii="Calibri" w:hAnsi="Calibri"/>
+      <w:color w:val="1A1A1A"/>
       <w:sz w:val="19"/>
     </w:rPr>
   </w:style>
@@ -981,14 +1117,15 @@
     <w:pPr>
       <w:keepNext/>
       <w:keepLines/>
-      <w:spacing w:before="100" w:after="40"/>
+      <w:spacing w:before="0" w:after="100"/>
       <w:outlineLvl w:val="0"/>
     </w:pPr>
     <w:rPr>
-      <w:rFonts w:asciiTheme="majorHAnsi" w:eastAsiaTheme="majorEastAsia" w:hAnsiTheme="majorHAnsi" w:cstheme="majorBidi"/>
+      <w:rFonts w:asciiTheme="majorHAnsi" w:eastAsiaTheme="majorEastAsia" w:hAnsiTheme="majorHAnsi" w:cstheme="majorBidi" w:ascii="Calibri" w:hAnsi="Calibri"/>
       <w:b/>
       <w:bCs/>
-      <w:color w:val="365F91" w:themeColor="accent1" w:themeShade="BF"/>
+      <w:i w:val="0"/>
+      <w:color w:val="1A1A1A"/>
       <w:sz w:val="28"/>
       <w:szCs w:val="28"/>
     </w:rPr>
@@ -1005,15 +1142,16 @@
     <w:pPr>
       <w:keepNext/>
       <w:keepLines/>
-      <w:spacing w:before="100" w:after="40"/>
+      <w:spacing w:before="160" w:after="60"/>
       <w:outlineLvl w:val="1"/>
     </w:pPr>
     <w:rPr>
-      <w:rFonts w:asciiTheme="majorHAnsi" w:eastAsiaTheme="majorEastAsia" w:hAnsiTheme="majorHAnsi" w:cstheme="majorBidi"/>
+      <w:rFonts w:asciiTheme="majorHAnsi" w:eastAsiaTheme="majorEastAsia" w:hAnsiTheme="majorHAnsi" w:cstheme="majorBidi" w:ascii="Calibri" w:hAnsi="Calibri"/>
       <w:b/>
       <w:bCs/>
-      <w:color w:val="4F81BD" w:themeColor="accent1"/>
-      <w:sz w:val="22"/>
+      <w:i w:val="0"/>
+      <w:color w:val="1A1A1A"/>
+      <w:sz w:val="23"/>
       <w:szCs w:val="26"/>
     </w:rPr>
   </w:style>
@@ -1029,14 +1167,15 @@
     <w:pPr>
       <w:keepNext/>
       <w:keepLines/>
-      <w:spacing w:before="100" w:after="40"/>
+      <w:spacing w:before="120" w:after="40"/>
       <w:outlineLvl w:val="2"/>
     </w:pPr>
     <w:rPr>
-      <w:rFonts w:asciiTheme="majorHAnsi" w:eastAsiaTheme="majorEastAsia" w:hAnsiTheme="majorHAnsi" w:cstheme="majorBidi"/>
+      <w:rFonts w:asciiTheme="majorHAnsi" w:eastAsiaTheme="majorEastAsia" w:hAnsiTheme="majorHAnsi" w:cstheme="majorBidi" w:ascii="Calibri" w:hAnsi="Calibri"/>
       <w:b/>
       <w:bCs/>
-      <w:color w:val="4F81BD" w:themeColor="accent1"/>
+      <w:i w:val="0"/>
+      <w:color w:val="1A1A1A"/>
       <w:sz w:val="20"/>
     </w:rPr>
   </w:style>
@@ -1467,6 +1606,7 @@
       <w:numPr>
         <w:numId w:val="2"/>
       </w:numPr>
+      <w:spacing w:after="20" w:line="240" w:lineRule="auto"/>
       <w:contextualSpacing/>
     </w:pPr>
   </w:style>
@@ -1493,6 +1633,7 @@
       <w:numPr>
         <w:numId w:val="5"/>
       </w:numPr>
+      <w:spacing w:after="20" w:line="240" w:lineRule="auto"/>
       <w:contextualSpacing/>
     </w:pPr>
   </w:style>

--- a/LOOM2-DEBUGGING.docx
+++ b/LOOM2-DEBUGGING.docx
@@ -16,16 +16,7 @@
           <w:b w:val="0"/>
           <w:i w:val="0"/>
         </w:rPr>
-        <w:t>No time limit on this one — the 3-minute cap is on the walkthrough. Timings are measured at a normal speaking pace.</w:t>
-      </w:r>
-    </w:p>
-    <w:p>
-      <w:r>
-        <w:rPr>
-          <w:b w:val="0"/>
-          <w:i w:val="0"/>
-        </w:rPr>
-        <w:t xml:space="preserve">Show the loop: symptom → hypothesis → evidence → fix → </w:t>
+        <w:t xml:space="preserve">No 3-minute cap on this one. Show the loop: symptom → hypothesis → evidence → fix → </w:t>
       </w:r>
       <w:r>
         <w:rPr>
@@ -39,7 +30,7 @@
           <w:b w:val="0"/>
           <w:i w:val="0"/>
         </w:rPr>
-        <w:t>. One bug shown properly beats three summarised. Use the first live call: it died in one second and the error message blamed the wrong component.</w:t>
+        <w:t>. One bug properly beats three summarised.</w:t>
       </w:r>
     </w:p>
     <w:p>
@@ -48,7 +39,7 @@
           <w:b/>
           <w:i w:val="0"/>
         </w:rPr>
-        <w:t>Reproduce it on camera, free:</w:t>
+        <w:t>Reproduce it free, on camera:</w:t>
       </w:r>
       <w:r>
         <w:rPr>
@@ -59,9 +50,8 @@
       </w:r>
       <w:r>
         <w:rPr>
-          <w:rFonts w:ascii="Menlo" w:hAnsi="Menlo"/>
           <w:b w:val="0"/>
-          <w:sz w:val="17"/>
+          <w:i w:val="0"/>
         </w:rPr>
         <w:t>customParameters</w:t>
       </w:r>
@@ -74,9 +64,8 @@
       </w:r>
       <w:r>
         <w:rPr>
-          <w:rFonts w:ascii="Menlo" w:hAnsi="Menlo"/>
           <w:b w:val="0"/>
-          <w:sz w:val="17"/>
+          <w:i w:val="0"/>
         </w:rPr>
         <w:t>start</w:t>
       </w:r>
@@ -89,9 +78,8 @@
       </w:r>
       <w:r>
         <w:rPr>
-          <w:rFonts w:ascii="Menlo" w:hAnsi="Menlo"/>
           <w:b w:val="0"/>
-          <w:sz w:val="17"/>
+          <w:i w:val="0"/>
         </w:rPr>
         <w:t>tests/loopback.py</w:t>
       </w:r>
@@ -104,9 +92,8 @@
       </w:r>
       <w:r>
         <w:rPr>
-          <w:rFonts w:ascii="Menlo" w:hAnsi="Menlo"/>
           <w:b w:val="0"/>
-          <w:sz w:val="17"/>
+          <w:i w:val="0"/>
         </w:rPr>
         <w:t>python tests/loopback.py refill</w:t>
       </w:r>
@@ -119,9 +106,8 @@
       </w:r>
       <w:r>
         <w:rPr>
-          <w:rFonts w:ascii="Menlo" w:hAnsi="Menlo"/>
           <w:b w:val="0"/>
-          <w:sz w:val="17"/>
+          <w:i w:val="0"/>
         </w:rPr>
         <w:t>refusing stream: unknown scenario ''</w:t>
       </w:r>
@@ -130,7 +116,7 @@
           <w:b w:val="0"/>
           <w:i w:val="0"/>
         </w:rPr>
-        <w:t xml:space="preserve"> — the same failure Twilio hit, in 20 seconds and no phone call. Put the block back after.</w:t>
+        <w:t xml:space="preserve"> — the same failure Twilio hit, in 20 seconds and no phone call.</w:t>
       </w:r>
     </w:p>
     <w:p>
@@ -155,9 +141,8 @@
       </w:r>
       <w:r>
         <w:rPr>
-          <w:rFonts w:ascii="Menlo" w:hAnsi="Menlo"/>
           <w:b w:val="0"/>
-          <w:sz w:val="17"/>
+          <w:i w:val="0"/>
         </w:rPr>
         <w:t>completed</w:t>
       </w:r>
@@ -367,9 +352,8 @@
       </w:r>
       <w:r>
         <w:rPr>
-          <w:rFonts w:ascii="Menlo" w:hAnsi="Menlo"/>
           <w:b w:val="0"/>
-          <w:sz w:val="17"/>
+          <w:i w:val="0"/>
         </w:rPr>
         <w:t>refusing stream: unknown scenario ''</w:t>
       </w:r>
@@ -394,9 +378,8 @@
       </w:r>
       <w:r>
         <w:rPr>
-          <w:rFonts w:ascii="Menlo" w:hAnsi="Menlo"/>
           <w:b w:val="0"/>
-          <w:sz w:val="17"/>
+          <w:i w:val="0"/>
         </w:rPr>
         <w:t>&lt;Stream url&gt;</w:t>
       </w:r>
@@ -409,9 +392,8 @@
       </w:r>
       <w:r>
         <w:rPr>
-          <w:rFonts w:ascii="Menlo" w:hAnsi="Menlo"/>
           <w:b w:val="0"/>
-          <w:sz w:val="17"/>
+          <w:i w:val="0"/>
         </w:rPr>
         <w:t>&lt;Parameter&gt;</w:t>
       </w:r>
@@ -424,9 +406,8 @@
       </w:r>
       <w:r>
         <w:rPr>
-          <w:rFonts w:ascii="Menlo" w:hAnsi="Menlo"/>
           <w:b w:val="0"/>
-          <w:sz w:val="17"/>
+          <w:i w:val="0"/>
         </w:rPr>
         <w:t>start</w:t>
       </w:r>
@@ -526,9 +507,8 @@
       </w:r>
       <w:r>
         <w:rPr>
-          <w:rFonts w:ascii="Menlo" w:hAnsi="Menlo"/>
           <w:b w:val="0"/>
-          <w:sz w:val="17"/>
+          <w:i/>
         </w:rPr>
         <w:t>BUGS.md</w:t>
       </w:r>
@@ -617,67 +597,6 @@
           <w:i w:val="0"/>
         </w:rPr>
         <w:t>Every wrong turn came from trusting a framing — Twilio's, then my own. Every fix came from making the system say what it was actually doing, and re-running.</w:t>
-      </w:r>
-    </w:p>
-    <w:p>
-      <w:r>
-        <w:rPr>
-          <w:b/>
-          <w:i w:val="0"/>
-        </w:rPr>
-        <w:t>If asked what else (not narrated):</w:t>
-      </w:r>
-      <w:r>
-        <w:rPr>
-          <w:b w:val="0"/>
-          <w:i w:val="0"/>
-        </w:rPr>
-        <w:t xml:space="preserve"> silence frames — harness went quiet, event log showed </w:t>
-      </w:r>
-      <w:r>
-        <w:rPr>
-          <w:rFonts w:ascii="Menlo" w:hAnsi="Menlo"/>
-          <w:b w:val="0"/>
-          <w:sz w:val="17"/>
-        </w:rPr>
-        <w:t>speech_started</w:t>
-      </w:r>
-      <w:r>
-        <w:rPr>
-          <w:b w:val="0"/>
-          <w:i w:val="0"/>
-        </w:rPr>
-        <w:t xml:space="preserve"> with no </w:t>
-      </w:r>
-      <w:r>
-        <w:rPr>
-          <w:rFonts w:ascii="Menlo" w:hAnsi="Menlo"/>
-          <w:b w:val="0"/>
-          <w:sz w:val="17"/>
-        </w:rPr>
-        <w:t>speech_stopped</w:t>
-      </w:r>
-      <w:r>
-        <w:rPr>
-          <w:b w:val="0"/>
-          <w:i w:val="0"/>
-        </w:rPr>
-        <w:t xml:space="preserve">, because a real line always sends silence and VAD must hear it to close a turn. Playback vs. generation — silence timed from </w:t>
-      </w:r>
-      <w:r>
-        <w:rPr>
-          <w:rFonts w:ascii="Menlo" w:hAnsi="Menlo"/>
-          <w:b w:val="0"/>
-          <w:sz w:val="17"/>
-        </w:rPr>
-        <w:t>response.done</w:t>
-      </w:r>
-      <w:r>
-        <w:rPr>
-          <w:b w:val="0"/>
-          <w:i w:val="0"/>
-        </w:rPr>
-        <w:t>, so the watchdog cut the bot off mid-sentence. Transcript ordering — turns stamped when transcription resolved, not when speech happened.</w:t>
       </w:r>
     </w:p>
     <w:sectPr>
@@ -1054,12 +973,12 @@
     <w:qFormat/>
     <w:rsid w:val="00FC693F"/>
     <w:pPr>
-      <w:spacing w:after="40" w:line="240" w:lineRule="auto"/>
+      <w:spacing w:after="80" w:line="259" w:lineRule="auto"/>
     </w:pPr>
     <w:rPr>
       <w:rFonts w:ascii="Calibri" w:hAnsi="Calibri"/>
       <w:color w:val="1A1A1A"/>
-      <w:sz w:val="19"/>
+      <w:sz w:val="21"/>
     </w:rPr>
   </w:style>
   <w:style w:type="paragraph" w:styleId="Header">
@@ -1117,7 +1036,7 @@
     <w:pPr>
       <w:keepNext/>
       <w:keepLines/>
-      <w:spacing w:before="0" w:after="100"/>
+      <w:spacing w:before="0" w:after="140"/>
       <w:outlineLvl w:val="0"/>
     </w:pPr>
     <w:rPr>
@@ -1126,7 +1045,7 @@
       <w:bCs/>
       <w:i w:val="0"/>
       <w:color w:val="1A1A1A"/>
-      <w:sz w:val="28"/>
+      <w:sz w:val="30"/>
       <w:szCs w:val="28"/>
     </w:rPr>
   </w:style>
@@ -1142,7 +1061,7 @@
     <w:pPr>
       <w:keepNext/>
       <w:keepLines/>
-      <w:spacing w:before="160" w:after="60"/>
+      <w:spacing w:before="200" w:after="80"/>
       <w:outlineLvl w:val="1"/>
     </w:pPr>
     <w:rPr>
@@ -1151,7 +1070,7 @@
       <w:bCs/>
       <w:i w:val="0"/>
       <w:color w:val="1A1A1A"/>
-      <w:sz w:val="23"/>
+      <w:sz w:val="24"/>
       <w:szCs w:val="26"/>
     </w:rPr>
   </w:style>
@@ -1167,7 +1086,7 @@
     <w:pPr>
       <w:keepNext/>
       <w:keepLines/>
-      <w:spacing w:before="120" w:after="40"/>
+      <w:spacing w:before="140" w:after="60"/>
       <w:outlineLvl w:val="2"/>
     </w:pPr>
     <w:rPr>
@@ -1176,7 +1095,7 @@
       <w:bCs/>
       <w:i w:val="0"/>
       <w:color w:val="1A1A1A"/>
-      <w:sz w:val="20"/>
+      <w:sz w:val="22"/>
     </w:rPr>
   </w:style>
   <w:style w:type="paragraph" w:styleId="Heading4">
@@ -1592,7 +1511,7 @@
       <w:numPr>
         <w:numId w:val="1"/>
       </w:numPr>
-      <w:spacing w:after="20" w:line="240" w:lineRule="auto"/>
+      <w:spacing w:after="40" w:line="259" w:lineRule="auto"/>
       <w:contextualSpacing/>
     </w:pPr>
   </w:style>
@@ -1606,7 +1525,7 @@
       <w:numPr>
         <w:numId w:val="2"/>
       </w:numPr>
-      <w:spacing w:after="20" w:line="240" w:lineRule="auto"/>
+      <w:spacing w:after="40" w:line="259" w:lineRule="auto"/>
       <w:contextualSpacing/>
     </w:pPr>
   </w:style>
@@ -1633,7 +1552,7 @@
       <w:numPr>
         <w:numId w:val="5"/>
       </w:numPr>
-      <w:spacing w:after="20" w:line="240" w:lineRule="auto"/>
+      <w:spacing w:after="40" w:line="259" w:lineRule="auto"/>
       <w:contextualSpacing/>
     </w:pPr>
   </w:style>
